--- a/deploy/server-2026-09/Quick Steps - Server Update 2026-09.docx
+++ b/deploy/server-2026-09/Quick Steps - Server Update 2026-09.docx
@@ -29,14 +29,29 @@
     </w:p>
     <w:p>
       <w:pPr>
+        <w:keepNext w:val="0"/>
+        <w:spacing w:after="120"/>
+      </w:pPr>
+      <w:r>
+        <w:t>Four steps on each server. Do the development server first; when its results look right, do production the same way. Everything is a file copy through your normal Remote Desktop session — no scripts required.</w:t>
+      </w:r>
+    </w:p>
+    <w:p>
+      <w:pPr>
+        <w:keepNext w:val="0"/>
         <w:spacing w:after="200"/>
       </w:pPr>
       <w:r>
+        <w:t xml:space="preserve">Each study is now processed in </w:t>
+      </w:r>
+      <w:r>
         <w:rPr>
-          <w:b w:val="0"/>
-          <w:i w:val="0"/>
+          <w:b/>
         </w:rPr>
-        <w:t>Four steps on each server. Do the development server first; when its results look right, do production the same way. Everything is a file copy through your normal Remote Desktop session — no scripts required.</w:t>
+        <w:t>two passes</w:t>
+      </w:r>
+      <w:r>
+        <w:t>: the brain panel is written first, in seconds, and the image cascade follows over the next few minutes. The panel reaches the practitioner straight away, and a cascade failure can no longer destroy it.</w:t>
       </w:r>
     </w:p>
     <w:p>
@@ -50,6 +65,7 @@
     <w:p>
       <w:pPr>
         <w:pStyle w:val="ListBullet"/>
+        <w:keepNext w:val="0"/>
         <w:spacing w:after="60"/>
         <w:ind w:left="360"/>
       </w:pPr>
@@ -90,12 +106,13 @@
         <w:t>2.5</w:t>
       </w:r>
       <w:r>
-        <w:t>, inside the normal range. No other metric moves — verified 47 of 48 identical on a real study.</w:t>
+        <w:t>, inside the normal range. No other metric moves — verified 47 of 48 identical against this server's own output.</w:t>
       </w:r>
     </w:p>
     <w:p>
       <w:pPr>
         <w:pStyle w:val="ListBullet"/>
+        <w:keepNext w:val="0"/>
         <w:spacing w:after="60"/>
         <w:ind w:left="360"/>
       </w:pPr>
@@ -116,12 +133,13 @@
         <w:t>&lt;study&gt;.imagecascade.pdf</w:t>
       </w:r>
       <w:r>
-        <w:t>, about 13 MB, one page pair per ICA component) is written next to every panel. Each study now takes about 8 minutes to process instead of under a minute.</w:t>
+        <w:t>, one page per ICA component) is written next to every panel, a few minutes after the panel itself.</w:t>
       </w:r>
     </w:p>
     <w:p>
       <w:pPr>
         <w:pStyle w:val="ListBullet"/>
+        <w:keepNext w:val="0"/>
         <w:spacing w:after="60"/>
         <w:ind w:left="360"/>
       </w:pPr>
@@ -132,7 +150,7 @@
         <w:t xml:space="preserve">Disk: </w:t>
       </w:r>
       <w:r>
-        <w:t>about 14 MB per study. 1,000 studies use about 15 GB of the 100 GB free. The new watchdog prints a LOW DISK SPACE warning under 10 GB free.</w:t>
+        <w:t>roughly 10–15 MB per study. 1,000 studies use about 15 GB of production's 100 GB free. The new watchdog warns below 10 GB.</w:t>
       </w:r>
     </w:p>
     <w:p>
@@ -145,6 +163,7 @@
     </w:p>
     <w:p>
       <w:pPr>
+        <w:keepNext/>
         <w:spacing w:after="80"/>
       </w:pPr>
       <w:r>
@@ -202,7 +221,7 @@
       <w:tr>
         <w:tc>
           <w:tcPr>
-            <w:tcW w:type="dxa" w:w="3744"/>
+            <w:tcW w:type="dxa" w:w="3888"/>
             <w:shd w:val="clear" w:color="auto" w:fill="D9E2F3"/>
           </w:tcPr>
           <w:p>
@@ -217,7 +236,7 @@
         </w:tc>
         <w:tc>
           <w:tcPr>
-            <w:tcW w:type="dxa" w:w="2304"/>
+            <w:tcW w:type="dxa" w:w="2448"/>
             <w:shd w:val="clear" w:color="auto" w:fill="D9E2F3"/>
           </w:tcPr>
           <w:p>
@@ -232,7 +251,7 @@
         </w:tc>
         <w:tc>
           <w:tcPr>
-            <w:tcW w:type="dxa" w:w="3312"/>
+            <w:tcW w:type="dxa" w:w="3024"/>
             <w:shd w:val="clear" w:color="auto" w:fill="D9E2F3"/>
           </w:tcPr>
           <w:p>
@@ -249,7 +268,7 @@
       <w:tr>
         <w:tc>
           <w:tcPr>
-            <w:tcW w:type="dxa" w:w="3744"/>
+            <w:tcW w:type="dxa" w:w="3888"/>
           </w:tcPr>
           <w:p>
             <w:pPr>
@@ -267,7 +286,7 @@
         </w:tc>
         <w:tc>
           <w:tcPr>
-            <w:tcW w:type="dxa" w:w="2304"/>
+            <w:tcW w:type="dxa" w:w="2448"/>
           </w:tcPr>
           <w:p>
             <w:pPr>
@@ -281,7 +300,7 @@
         </w:tc>
         <w:tc>
           <w:tcPr>
-            <w:tcW w:type="dxa" w:w="3312"/>
+            <w:tcW w:type="dxa" w:w="3024"/>
           </w:tcPr>
           <w:p>
             <w:pPr>
@@ -297,7 +316,7 @@
       <w:tr>
         <w:tc>
           <w:tcPr>
-            <w:tcW w:type="dxa" w:w="3744"/>
+            <w:tcW w:type="dxa" w:w="3888"/>
           </w:tcPr>
           <w:p>
             <w:pPr>
@@ -315,7 +334,7 @@
         </w:tc>
         <w:tc>
           <w:tcPr>
-            <w:tcW w:type="dxa" w:w="2304"/>
+            <w:tcW w:type="dxa" w:w="2448"/>
           </w:tcPr>
           <w:p>
             <w:pPr>
@@ -329,7 +348,7 @@
         </w:tc>
         <w:tc>
           <w:tcPr>
-            <w:tcW w:type="dxa" w:w="3312"/>
+            <w:tcW w:type="dxa" w:w="3024"/>
           </w:tcPr>
           <w:p>
             <w:pPr>
@@ -337,7 +356,7 @@
             </w:pPr>
             <w:r/>
             <w:r>
-              <w:t>turns the cascade on</w:t>
+              <w:t>panel pass only</w:t>
             </w:r>
           </w:p>
         </w:tc>
@@ -345,7 +364,7 @@
       <w:tr>
         <w:tc>
           <w:tcPr>
-            <w:tcW w:type="dxa" w:w="3744"/>
+            <w:tcW w:type="dxa" w:w="3888"/>
           </w:tcPr>
           <w:p>
             <w:pPr>
@@ -363,7 +382,7 @@
         </w:tc>
         <w:tc>
           <w:tcPr>
-            <w:tcW w:type="dxa" w:w="2304"/>
+            <w:tcW w:type="dxa" w:w="2448"/>
           </w:tcPr>
           <w:p>
             <w:pPr>
@@ -377,7 +396,7 @@
         </w:tc>
         <w:tc>
           <w:tcPr>
-            <w:tcW w:type="dxa" w:w="3312"/>
+            <w:tcW w:type="dxa" w:w="3024"/>
           </w:tcPr>
           <w:p>
             <w:pPr>
@@ -393,7 +412,7 @@
       <w:tr>
         <w:tc>
           <w:tcPr>
-            <w:tcW w:type="dxa" w:w="3744"/>
+            <w:tcW w:type="dxa" w:w="3888"/>
           </w:tcPr>
           <w:p>
             <w:pPr>
@@ -411,7 +430,7 @@
         </w:tc>
         <w:tc>
           <w:tcPr>
-            <w:tcW w:type="dxa" w:w="2304"/>
+            <w:tcW w:type="dxa" w:w="2448"/>
           </w:tcPr>
           <w:p>
             <w:pPr>
@@ -425,7 +444,7 @@
         </w:tc>
         <w:tc>
           <w:tcPr>
-            <w:tcW w:type="dxa" w:w="3312"/>
+            <w:tcW w:type="dxa" w:w="3024"/>
           </w:tcPr>
           <w:p>
             <w:pPr>
@@ -433,7 +452,7 @@
             </w:pPr>
             <w:r/>
             <w:r>
-              <w:t>cascade head maps</w:t>
+              <w:t>cascade component pages</w:t>
             </w:r>
           </w:p>
         </w:tc>
@@ -441,7 +460,55 @@
       <w:tr>
         <w:tc>
           <w:tcPr>
-            <w:tcW w:type="dxa" w:w="3744"/>
+            <w:tcW w:type="dxa" w:w="3888"/>
+          </w:tcPr>
+          <w:p>
+            <w:pPr>
+              <w:spacing w:after="0"/>
+            </w:pPr>
+            <w:r/>
+            <w:r>
+              <w:rPr>
+                <w:rFonts w:ascii="Consolas" w:hAnsi="Consolas"/>
+                <w:sz w:val="19"/>
+              </w:rPr>
+              <w:t>files\Component_selector.py</w:t>
+            </w:r>
+          </w:p>
+        </w:tc>
+        <w:tc>
+          <w:tcPr>
+            <w:tcW w:type="dxa" w:w="2448"/>
+          </w:tcPr>
+          <w:p>
+            <w:pPr>
+              <w:spacing w:after="0"/>
+            </w:pPr>
+            <w:r/>
+            <w:r>
+              <w:t>project\files\</w:t>
+            </w:r>
+          </w:p>
+        </w:tc>
+        <w:tc>
+          <w:tcPr>
+            <w:tcW w:type="dxa" w:w="3024"/>
+          </w:tcPr>
+          <w:p>
+            <w:pPr>
+              <w:spacing w:after="0"/>
+            </w:pPr>
+            <w:r/>
+            <w:r>
+              <w:t>same fixes, kept in sync</w:t>
+            </w:r>
+          </w:p>
+        </w:tc>
+      </w:tr>
+      <w:tr>
+        <w:tc>
+          <w:tcPr>
+            <w:tcW w:type="dxa" w:w="3888"/>
           </w:tcPr>
           <w:p>
             <w:pPr>
@@ -459,7 +526,7 @@
         </w:tc>
         <w:tc>
           <w:tcPr>
-            <w:tcW w:type="dxa" w:w="2304"/>
+            <w:tcW w:type="dxa" w:w="2448"/>
           </w:tcPr>
           <w:p>
             <w:pPr>
@@ -473,7 +540,7 @@
         </w:tc>
         <w:tc>
           <w:tcPr>
-            <w:tcW w:type="dxa" w:w="3312"/>
+            <w:tcW w:type="dxa" w:w="3024"/>
           </w:tcPr>
           <w:p>
             <w:pPr>
@@ -489,7 +556,55 @@
       <w:tr>
         <w:tc>
           <w:tcPr>
-            <w:tcW w:type="dxa" w:w="3744"/>
+            <w:tcW w:type="dxa" w:w="3888"/>
+          </w:tcPr>
+          <w:p>
+            <w:pPr>
+              <w:spacing w:after="0"/>
+            </w:pPr>
+            <w:r/>
+            <w:r>
+              <w:rPr>
+                <w:rFonts w:ascii="Consolas" w:hAnsi="Consolas"/>
+                <w:sz w:val="19"/>
+              </w:rPr>
+              <w:t>run_cascade.py</w:t>
+            </w:r>
+          </w:p>
+        </w:tc>
+        <w:tc>
+          <w:tcPr>
+            <w:tcW w:type="dxa" w:w="2448"/>
+          </w:tcPr>
+          <w:p>
+            <w:pPr>
+              <w:spacing w:after="0"/>
+            </w:pPr>
+            <w:r/>
+            <w:r>
+              <w:t>project folder (next to module7.py)</w:t>
+            </w:r>
+          </w:p>
+        </w:tc>
+        <w:tc>
+          <w:tcPr>
+            <w:tcW w:type="dxa" w:w="3024"/>
+          </w:tcPr>
+          <w:p>
+            <w:pPr>
+              <w:spacing w:after="0"/>
+            </w:pPr>
+            <w:r/>
+            <w:r>
+              <w:t>new — the cascade pass</w:t>
+            </w:r>
+          </w:p>
+        </w:tc>
+      </w:tr>
+      <w:tr>
+        <w:tc>
+          <w:tcPr>
+            <w:tcW w:type="dxa" w:w="3888"/>
           </w:tcPr>
           <w:p>
             <w:pPr>
@@ -507,7 +622,7 @@
         </w:tc>
         <w:tc>
           <w:tcPr>
-            <w:tcW w:type="dxa" w:w="2304"/>
+            <w:tcW w:type="dxa" w:w="2448"/>
           </w:tcPr>
           <w:p>
             <w:pPr>
@@ -521,7 +636,7 @@
         </w:tc>
         <w:tc>
           <w:tcPr>
-            <w:tcW w:type="dxa" w:w="3312"/>
+            <w:tcW w:type="dxa" w:w="3024"/>
           </w:tcPr>
           <w:p>
             <w:pPr>
@@ -529,7 +644,7 @@
             </w:pPr>
             <w:r/>
             <w:r>
-              <w:t>new watchdog — one study at a time</w:t>
+              <w:t>new watchdog — one at a time</w:t>
             </w:r>
           </w:p>
         </w:tc>
@@ -542,10 +657,11 @@
     </w:p>
     <w:p>
       <w:pPr>
+        <w:keepNext w:val="0"/>
         <w:spacing w:after="160"/>
       </w:pPr>
       <w:r>
-        <w:t xml:space="preserve">“Project folder” means the directory on the server that contains </w:t>
+        <w:t xml:space="preserve">“Project folder” is the directory containing </w:t>
       </w:r>
       <w:r>
         <w:rPr>
@@ -555,14 +671,14 @@
         <w:t>module7.py</w:t>
       </w:r>
       <w:r>
-        <w:t xml:space="preserve"> and </w:t>
+        <w:t xml:space="preserve">. On the development server that is </w:t>
       </w:r>
       <w:r>
         <w:rPr>
           <w:rFonts w:ascii="Consolas" w:hAnsi="Consolas"/>
           <w:sz w:val="20"/>
         </w:rPr>
-        <w:t>tomwatchdog.py</w:t>
+        <w:t>C:\app\MyCleanEEG\CleanEEGProject</w:t>
       </w:r>
       <w:r>
         <w:t>.</w:t>
@@ -583,9 +699,13 @@
     </w:p>
     <w:p>
       <w:pPr>
+        <w:keepNext w:val="0"/>
         <w:spacing w:after="120"/>
       </w:pPr>
       <w:r>
+        <w:rPr>
+          <w:i/>
+        </w:rPr>
         <w:t>In your Remote Desktop session to the server.</w:t>
       </w:r>
     </w:p>
@@ -594,11 +714,12 @@
         <w:pStyle w:val="Heading2"/>
       </w:pPr>
       <w:r>
-        <w:t>1.  Back up the five files being replaced</w:t>
+        <w:t>1.  Back up the six files being replaced</w:t>
       </w:r>
     </w:p>
     <w:p>
       <w:pPr>
+        <w:keepNext/>
         <w:spacing w:after="80"/>
       </w:pPr>
       <w:r>
@@ -622,7 +743,7 @@
         <w:t>backup-2026-09</w:t>
       </w:r>
       <w:r>
-        <w:t xml:space="preserve"> and copy these five files into it:</w:t>
+        <w:t xml:space="preserve"> and copy these six files into it:</w:t>
       </w:r>
     </w:p>
     <w:tbl>
@@ -645,6 +766,18 @@
               <w:spacing w:after="0"/>
             </w:pPr>
             <w:r/>
+            <w:r>
+              <w:rPr>
+                <w:rFonts w:ascii="Consolas" w:hAnsi="Consolas"/>
+                <w:sz w:val="20"/>
+              </w:rPr>
+              <w:t>Component_selector.py</w:t>
+            </w:r>
+          </w:p>
+          <w:p>
+            <w:pPr>
+              <w:spacing w:after="0"/>
+            </w:pPr>
             <w:r>
               <w:rPr>
                 <w:rFonts w:ascii="Consolas" w:hAnsi="Consolas"/>
@@ -720,11 +853,12 @@
     <w:p>
       <w:pPr>
         <w:pStyle w:val="ListBullet"/>
+        <w:keepNext w:val="0"/>
         <w:spacing w:after="60"/>
         <w:ind w:left="360"/>
       </w:pPr>
       <w:r>
-        <w:t xml:space="preserve">Copy the five </w:t>
+        <w:t xml:space="preserve">Copy the six </w:t>
       </w:r>
       <w:r>
         <w:rPr>
@@ -744,7 +878,7 @@
         <w:t>staged\files\</w:t>
       </w:r>
       <w:r>
-        <w:t xml:space="preserve"> on your workstation and paste them into the project’s </w:t>
+        <w:t xml:space="preserve"> into the project’s </w:t>
       </w:r>
       <w:r>
         <w:rPr>
@@ -754,7 +888,7 @@
         <w:t>files\</w:t>
       </w:r>
       <w:r>
-        <w:t xml:space="preserve"> folder on the server. Say </w:t>
+        <w:t xml:space="preserve"> folder. Say </w:t>
       </w:r>
       <w:r>
         <w:rPr>
@@ -769,6 +903,7 @@
     <w:p>
       <w:pPr>
         <w:pStyle w:val="ListBullet"/>
+        <w:keepNext w:val="0"/>
         <w:spacing w:after="60"/>
         <w:ind w:left="360"/>
       </w:pPr>
@@ -780,10 +915,20 @@
           <w:rFonts w:ascii="Consolas" w:hAnsi="Consolas"/>
           <w:sz w:val="20"/>
         </w:rPr>
+        <w:t>run_cascade.py</w:t>
+      </w:r>
+      <w:r>
+        <w:t xml:space="preserve"> and </w:t>
+      </w:r>
+      <w:r>
+        <w:rPr>
+          <w:rFonts w:ascii="Consolas" w:hAnsi="Consolas"/>
+          <w:sz w:val="20"/>
+        </w:rPr>
         <w:t>tomwatchdog_serialized.py</w:t>
       </w:r>
       <w:r>
-        <w:t xml:space="preserve"> and paste it into the project folder itself, next to </w:t>
+        <w:t xml:space="preserve"> into the project folder itself, next to </w:t>
       </w:r>
       <w:r>
         <w:rPr>
@@ -806,6 +951,7 @@
     </w:p>
     <w:p>
       <w:pPr>
+        <w:keepNext/>
         <w:spacing w:after="80"/>
       </w:pPr>
       <w:r>
@@ -828,13 +974,71 @@
         <w:t>Ctrl-C</w:t>
       </w:r>
       <w:r>
-        <w:t>. Then, in that same window, start the new one:</w:t>
+        <w:t>. Then, in that same window:</w:t>
+      </w:r>
+    </w:p>
+    <w:tbl>
+      <w:tblPr>
+        <w:tblW w:type="auto" w:w="0"/>
+        <w:jc w:val="center"/>
+        <w:tblLook w:firstColumn="1" w:firstRow="1" w:lastColumn="0" w:lastRow="0" w:noHBand="0" w:noVBand="1" w:val="04A0"/>
+      </w:tblPr>
+      <w:tblGrid>
+        <w:gridCol w:w="9360"/>
+      </w:tblGrid>
+      <w:tr>
+        <w:tc>
+          <w:tcPr>
+            <w:tcW w:type="dxa" w:w="9360"/>
+            <w:shd w:val="clear" w:color="auto" w:fill="F2F2F2"/>
+          </w:tcPr>
+          <w:p>
+            <w:pPr>
+              <w:spacing w:after="0"/>
+            </w:pPr>
+            <w:r/>
+            <w:r>
+              <w:rPr>
+                <w:rFonts w:ascii="Consolas" w:hAnsi="Consolas"/>
+                <w:sz w:val="20"/>
+              </w:rPr>
+              <w:t>set CLEANEEG_NO_BRAIN=1</w:t>
+            </w:r>
+          </w:p>
+        </w:tc>
+      </w:tr>
+    </w:tbl>
+    <w:p>
+      <w:pPr>
+        <w:spacing w:after="40"/>
+      </w:pPr>
+    </w:p>
+    <w:p>
+      <w:pPr>
+        <w:keepNext w:val="0"/>
+        <w:spacing w:after="120"/>
+      </w:pPr>
+      <w:r>
+        <w:t xml:space="preserve">That switches off the 3D source-localization pages. </w:t>
+      </w:r>
+      <w:r>
+        <w:rPr>
+          <w:b/>
+        </w:rPr>
+        <w:t>The servers need it</w:t>
+      </w:r>
+      <w:r>
+        <w:t xml:space="preserve"> — those pages render through VTK, which needs OpenGL 3.2+, and the AWS machines have no graphics card. VTK does not report an error; it kills the process. Do not set it on a workstation that has a real graphics card.</w:t>
       </w:r>
     </w:p>
     <w:p>
       <w:pPr>
+        <w:keepNext/>
         <w:spacing w:after="40"/>
       </w:pPr>
+      <w:r>
+        <w:t xml:space="preserve">Now start the new watchdog. </w:t>
+      </w:r>
       <w:r>
         <w:rPr>
           <w:b/>
@@ -880,6 +1084,7 @@
     </w:p>
     <w:p>
       <w:pPr>
+        <w:keepNext/>
         <w:spacing w:after="40"/>
       </w:pPr>
       <w:r>
@@ -927,7 +1132,8 @@
     </w:p>
     <w:p>
       <w:pPr>
-        <w:spacing w:after="120"/>
+        <w:keepNext w:val="0"/>
+        <w:spacing w:after="80"/>
       </w:pPr>
       <w:r>
         <w:t xml:space="preserve">It prints </w:t>
@@ -950,12 +1156,13 @@
         <w:t>interpreter:</w:t>
       </w:r>
       <w:r>
-        <w:t xml:space="preserve"> first — glance at both. The production path is built in; the development server needs its path given because the two servers watch different folders.</w:t>
+        <w:t xml:space="preserve"> first — glance at both. The production path is built in; the development server needs its own path given.</w:t>
       </w:r>
     </w:p>
     <w:p>
       <w:pPr>
-        <w:spacing w:after="160"/>
+        <w:keepNext w:val="0"/>
+        <w:spacing w:after="120"/>
       </w:pPr>
       <w:r>
         <w:rPr>
@@ -966,10 +1173,29 @@
     </w:p>
     <w:p>
       <w:pPr>
+        <w:keepNext w:val="0"/>
+        <w:spacing w:after="160"/>
+      </w:pPr>
+      <w:r>
+        <w:t xml:space="preserve">Once a study has processed cleanly, make the variable permanent from an elevated prompt: </w:t>
+      </w:r>
+      <w:r>
+        <w:rPr>
+          <w:rFonts w:ascii="Consolas" w:hAnsi="Consolas"/>
+          <w:sz w:val="20"/>
+        </w:rPr>
+        <w:t>setx CLEANEEG_NO_BRAIN 1 /M</w:t>
+      </w:r>
+      <w:r>
+        <w:t>.</w:t>
+      </w:r>
+    </w:p>
+    <w:p>
+      <w:pPr>
         <w:pStyle w:val="Heading2"/>
       </w:pPr>
       <w:r>
-        <w:t>4.  Upload one study and look at the result</w:t>
+        <w:t>4.  Upload one study and check the result</w:t>
       </w:r>
     </w:p>
     <w:p>
@@ -978,7 +1204,112 @@
         <w:spacing w:after="80"/>
       </w:pPr>
       <w:r>
-        <w:t>Wait about 8 minutes. A fullscreen window flashes roughly 19 times while the cascade is captured — leave it alone; don’t cover it or minimize the Remote Desktop window. Then check the files next to the EDF:</w:t>
+        <w:t>The panel appears within seconds; the cascade follows. The console shows:</w:t>
+      </w:r>
+    </w:p>
+    <w:tbl>
+      <w:tblPr>
+        <w:tblW w:type="auto" w:w="0"/>
+        <w:jc w:val="center"/>
+        <w:tblLook w:firstColumn="1" w:firstRow="1" w:lastColumn="0" w:lastRow="0" w:noHBand="0" w:noVBand="1" w:val="04A0"/>
+      </w:tblPr>
+      <w:tblGrid>
+        <w:gridCol w:w="9360"/>
+      </w:tblGrid>
+      <w:tr>
+        <w:tc>
+          <w:tcPr>
+            <w:tcW w:type="dxa" w:w="9360"/>
+            <w:shd w:val="clear" w:color="auto" w:fill="F2F2F2"/>
+          </w:tcPr>
+          <w:p>
+            <w:pPr>
+              <w:spacing w:after="0"/>
+            </w:pPr>
+            <w:r/>
+            <w:r>
+              <w:rPr>
+                <w:rFonts w:ascii="Consolas" w:hAnsi="Consolas"/>
+                <w:sz w:val="20"/>
+              </w:rPr>
+              <w:t>PROCESSING: ...  (queue depth 0, N GB free)</w:t>
+            </w:r>
+          </w:p>
+          <w:p>
+            <w:pPr>
+              <w:spacing w:after="0"/>
+            </w:pPr>
+            <w:r>
+              <w:rPr>
+                <w:rFonts w:ascii="Consolas" w:hAnsi="Consolas"/>
+                <w:sz w:val="20"/>
+              </w:rPr>
+              <w:t xml:space="preserve">  PANEL in 6s  rc=0</w:t>
+            </w:r>
+          </w:p>
+          <w:p>
+            <w:pPr>
+              <w:spacing w:after="0"/>
+            </w:pPr>
+            <w:r>
+              <w:rPr>
+                <w:rFonts w:ascii="Consolas" w:hAnsi="Consolas"/>
+                <w:sz w:val="20"/>
+              </w:rPr>
+              <w:t>[CLEANEEG_NO_BRAIN set: skipping 3D source-localization pages]</w:t>
+            </w:r>
+          </w:p>
+          <w:p>
+            <w:pPr>
+              <w:spacing w:after="0"/>
+            </w:pPr>
+            <w:r>
+              <w:rPr>
+                <w:rFonts w:ascii="Consolas" w:hAnsi="Consolas"/>
+                <w:sz w:val="20"/>
+              </w:rPr>
+              <w:t>CASCADE OK: ...imagecascade.pdf</w:t>
+            </w:r>
+          </w:p>
+          <w:p>
+            <w:pPr>
+              <w:spacing w:after="0"/>
+            </w:pPr>
+            <w:r>
+              <w:rPr>
+                <w:rFonts w:ascii="Consolas" w:hAnsi="Consolas"/>
+                <w:sz w:val="20"/>
+              </w:rPr>
+              <w:t xml:space="preserve">  CASCADE in 66s  rc=0</w:t>
+            </w:r>
+          </w:p>
+          <w:p>
+            <w:pPr>
+              <w:spacing w:after="0"/>
+            </w:pPr>
+            <w:r>
+              <w:rPr>
+                <w:rFonts w:ascii="Consolas" w:hAnsi="Consolas"/>
+                <w:sz w:val="20"/>
+              </w:rPr>
+              <w:t xml:space="preserve">  DONE in 73s  ...</w:t>
+            </w:r>
+          </w:p>
+        </w:tc>
+      </w:tr>
+    </w:tbl>
+    <w:p>
+      <w:pPr>
+        <w:spacing w:after="40"/>
+      </w:pPr>
+    </w:p>
+    <w:p>
+      <w:pPr>
+        <w:keepNext/>
+        <w:spacing w:after="80"/>
+      </w:pPr>
+      <w:r>
+        <w:t>Those timings are a short sample recording. A full-length study takes longer — the panel still in seconds, the cascade in minutes. Then check the files next to the EDF:</w:t>
       </w:r>
     </w:p>
     <w:tbl>
@@ -996,13 +1327,12 @@
       <w:tr>
         <w:tc>
           <w:tcPr>
-            <w:tcW w:type="dxa" w:w="720"/>
+            <w:tcW w:type="dxa" w:w="3120"/>
             <w:shd w:val="clear" w:color="auto" w:fill="D9E2F3"/>
           </w:tcPr>
           <w:p>
             <w:pPr>
               <w:keepNext/>
-              <w:jc w:val="center"/>
             </w:pPr>
             <w:r/>
             <w:r>
@@ -1015,13 +1345,12 @@
         </w:tc>
         <w:tc>
           <w:tcPr>
-            <w:tcW w:type="dxa" w:w="720"/>
+            <w:tcW w:type="dxa" w:w="3120"/>
             <w:shd w:val="clear" w:color="auto" w:fill="D9E2F3"/>
           </w:tcPr>
           <w:p>
             <w:pPr>
               <w:keepNext/>
-              <w:jc w:val="center"/>
             </w:pPr>
             <w:r/>
             <w:r>
@@ -1034,13 +1363,12 @@
         </w:tc>
         <w:tc>
           <w:tcPr>
-            <w:tcW w:type="dxa" w:w="7920"/>
+            <w:tcW w:type="dxa" w:w="3120"/>
             <w:shd w:val="clear" w:color="auto" w:fill="D9E2F3"/>
           </w:tcPr>
           <w:p>
             <w:pPr>
               <w:keepNext/>
-              <w:jc w:val="left"/>
             </w:pPr>
             <w:r/>
             <w:r>
@@ -1185,7 +1513,7 @@
               <w:t>.imagecascade.pdf</w:t>
             </w:r>
             <w:r>
-              <w:t xml:space="preserve"> exists, about 13 MB.</w:t>
+              <w:t xml:space="preserve"> exists, appearing a few minutes after the panel.</w:t>
             </w:r>
           </w:p>
         </w:tc>
@@ -1319,7 +1647,8 @@
     </w:p>
     <w:p>
       <w:pPr>
-        <w:spacing w:after="160"/>
+        <w:keepNext w:val="0"/>
+        <w:spacing w:after="120"/>
       </w:pPr>
       <w:r>
         <w:t xml:space="preserve">If the Moment 3 rows are in the </w:t>
@@ -1351,11 +1680,12 @@
         <w:t>process\</w:t>
       </w:r>
       <w:r>
-        <w:t xml:space="preserve"> folder and re-run the study. This is a one-time check per server.</w:t>
+        <w:t xml:space="preserve"> folder and re-run the study. One-time check per server.</w:t>
       </w:r>
     </w:p>
     <w:p>
       <w:pPr>
+        <w:keepNext w:val="0"/>
         <w:spacing w:after="160"/>
       </w:pPr>
       <w:r>
@@ -1365,7 +1695,7 @@
         <w:t>That is the whole deployment.</w:t>
       </w:r>
       <w:r>
-        <w:t xml:space="preserve"> Production is the same four steps, starting the watchdog with no argument, in the console session that is kept logged in from the development server.</w:t>
+        <w:t xml:space="preserve"> Production is the same four steps, starting the watchdog with no argument, in the console session kept logged in from the development server.</w:t>
       </w:r>
     </w:p>
     <w:p>
@@ -1379,10 +1709,11 @@
     <w:p>
       <w:pPr>
         <w:pStyle w:val="ListNumber"/>
+        <w:keepNext w:val="0"/>
         <w:spacing w:after="80"/>
       </w:pPr>
       <w:r>
-        <w:t xml:space="preserve">Copy the five files from </w:t>
+        <w:t xml:space="preserve">Copy the six files from </w:t>
       </w:r>
       <w:r>
         <w:rPr>
@@ -1408,6 +1739,7 @@
     <w:p>
       <w:pPr>
         <w:pStyle w:val="ListNumber"/>
+        <w:keepNext w:val="0"/>
         <w:spacing w:after="80"/>
       </w:pPr>
       <w:r>
@@ -1417,6 +1749,7 @@
     <w:p>
       <w:pPr>
         <w:pStyle w:val="ListNumber"/>
+        <w:keepNext w:val="0"/>
         <w:spacing w:after="80"/>
       </w:pPr>
       <w:r>
@@ -1433,10 +1766,40 @@
     </w:p>
     <w:p>
       <w:pPr>
+        <w:keepNext w:val="0"/>
+        <w:spacing w:after="80"/>
+      </w:pPr>
+      <w:r>
+        <w:t xml:space="preserve">To keep the panel fix but stop cascades, set </w:t>
+      </w:r>
+      <w:r>
+        <w:rPr>
+          <w:rFonts w:ascii="Consolas" w:hAnsi="Consolas"/>
+          <w:sz w:val="20"/>
+        </w:rPr>
+        <w:t>CASCADE_PASS = False</w:t>
+      </w:r>
+      <w:r>
+        <w:t xml:space="preserve"> near the top of </w:t>
+      </w:r>
+      <w:r>
+        <w:rPr>
+          <w:rFonts w:ascii="Consolas" w:hAnsi="Consolas"/>
+          <w:sz w:val="20"/>
+        </w:rPr>
+        <w:t>tomwatchdog_serialized.py</w:t>
+      </w:r>
+      <w:r>
+        <w:t xml:space="preserve"> and restart it. Panels are unaffected.</w:t>
+      </w:r>
+    </w:p>
+    <w:p>
+      <w:pPr>
+        <w:keepNext w:val="0"/>
         <w:spacing w:after="160"/>
       </w:pPr>
       <w:r>
-        <w:t>Nothing in this update touches data files, the reference database, or any existing output, so this is a complete undo.</w:t>
+        <w:t>Nothing in this update touches data files, the reference database, or any existing output, so rollback is a complete undo.</w:t>
       </w:r>
     </w:p>
     <w:p>
@@ -1450,6 +1813,24 @@
     <w:p>
       <w:pPr>
         <w:pStyle w:val="ListBullet"/>
+        <w:keepNext w:val="0"/>
+        <w:spacing w:after="60"/>
+        <w:ind w:left="360"/>
+      </w:pPr>
+      <w:r>
+        <w:rPr>
+          <w:b/>
+        </w:rPr>
+        <w:t xml:space="preserve">Why two passes: </w:t>
+      </w:r>
+      <w:r>
+        <w:t>the cascade renders inside the same code that builds the panel, so in one pass the panel came last — and a cascade crash destroyed it, which is exactly what the OpenGL failure did on the dev server. Split in two, the panel is on disk before the cascade starts.</w:t>
+      </w:r>
+    </w:p>
+    <w:p>
+      <w:pPr>
+        <w:pStyle w:val="ListBullet"/>
+        <w:keepNext w:val="0"/>
         <w:spacing w:after="60"/>
         <w:ind w:left="360"/>
       </w:pPr>
@@ -1460,12 +1841,13 @@
         <w:t xml:space="preserve">Why the watchdog changes: </w:t>
       </w:r>
       <w:r>
-        <w:t>the old one starts a new process for every upload, with no limit. Two cascades rendering at once each capture the other’s window, and the result is wrong with no error. The new one processes one study at a time, waits for an upload to finish writing before starting, and kills anything that runs past 25 minutes.</w:t>
+        <w:t>the old one starts a new process for every upload with no limit. Two cascades rendering at once each capture the other’s window, and the result is wrong with no error. The new one runs one study at a time, waits for an upload to finish writing, and kills anything past 25 minutes.</w:t>
       </w:r>
     </w:p>
     <w:p>
       <w:pPr>
         <w:pStyle w:val="ListBullet"/>
+        <w:keepNext w:val="0"/>
         <w:spacing w:after="60"/>
         <w:ind w:left="360"/>
       </w:pPr>
@@ -1476,12 +1858,13 @@
         <w:t xml:space="preserve">Development server only: </w:t>
       </w:r>
       <w:r>
-        <w:t>its screen is live only while you are connected. Stay connected for the 8-minute test in step 4. Production is unaffected — its session is held by the console logged in from dev.</w:t>
+        <w:t>its screen is live only while you are connected. Stay connected while a cascade renders. Production is unaffected — its session is held by the console logged in from dev.</w:t>
       </w:r>
     </w:p>
     <w:p>
       <w:pPr>
         <w:pStyle w:val="ListBullet"/>
+        <w:keepNext w:val="0"/>
         <w:spacing w:after="60"/>
         <w:ind w:left="360"/>
       </w:pPr>
@@ -1498,6 +1881,7 @@
     <w:p>
       <w:pPr>
         <w:pStyle w:val="ListBullet"/>
+        <w:keepNext w:val="0"/>
         <w:spacing w:after="60"/>
         <w:ind w:left="360"/>
       </w:pPr>
@@ -1514,6 +1898,7 @@
     <w:p>
       <w:pPr>
         <w:pStyle w:val="ListBullet"/>
+        <w:keepNext w:val="0"/>
         <w:spacing w:after="60"/>
         <w:ind w:left="360"/>
       </w:pPr>
@@ -1524,7 +1909,7 @@
         <w:t xml:space="preserve">Longer documents: </w:t>
       </w:r>
       <w:r>
-        <w:t>README.md in the same folder explains each change; DEPLOY_STEPS_DEV.md adds verification scripts for pinning down a problem if step 4 looks off.</w:t>
+        <w:t>README.md explains each change; MESA_OPENGL.md covers getting the 3D brain pages working on a server if you ever want them there.</w:t>
       </w:r>
     </w:p>
     <w:sectPr>
@@ -1550,7 +1935,7 @@
         <w:color w:val="808080"/>
         <w:sz w:val="16"/>
       </w:rPr>
-      <w:t>deploy\server-2026-09\Quick Steps  —  built from production source, verified 2026-09-10</w:t>
+      <w:t>deploy\server-2026-09\Quick Steps  —  built from production source, verified 2026-09-24</w:t>
     </w:r>
   </w:p>
 </w:ftr>

--- a/deploy/server-2026-09/Quick Steps - Server Update 2026-09.docx
+++ b/deploy/server-2026-09/Quick Steps - Server Update 2026-09.docx
@@ -133,7 +133,34 @@
         <w:t>&lt;study&gt;.imagecascade.pdf</w:t>
       </w:r>
       <w:r>
-        <w:t>, one page per ICA component) is written next to every panel, a few minutes after the panel itself.</w:t>
+        <w:t>, two pages per ICA component: the component view and its brain source-localization view) is written next to every panel, a few minutes after the panel itself.</w:t>
+      </w:r>
+    </w:p>
+    <w:p>
+      <w:pPr>
+        <w:pStyle w:val="ListBullet"/>
+        <w:keepNext w:val="0"/>
+        <w:spacing w:after="60"/>
+        <w:ind w:left="360"/>
+      </w:pPr>
+      <w:r>
+        <w:rPr>
+          <w:b/>
+        </w:rPr>
+        <w:t xml:space="preserve">Brain pages without OpenGL. </w:t>
+      </w:r>
+      <w:r>
+        <w:t xml:space="preserve">They are now drawn in software, so they work on the AWS servers. The old 3D viewer needed a graphics card; </w:t>
+      </w:r>
+      <w:r>
+        <w:rPr>
+          <w:rFonts w:ascii="Consolas" w:hAnsi="Consolas"/>
+          <w:sz w:val="20"/>
+        </w:rPr>
+        <w:t>CLEANEEG_NO_BRAIN</w:t>
+      </w:r>
+      <w:r>
+        <w:t xml:space="preserve"> is no longer needed.</w:t>
       </w:r>
     </w:p>
     <w:p>
@@ -150,7 +177,17 @@
         <w:t xml:space="preserve">Disk: </w:t>
       </w:r>
       <w:r>
-        <w:t>roughly 10–15 MB per study. 1,000 studies use about 15 GB of production's 100 GB free. The new watchdog warns below 10 GB.</w:t>
+        <w:t xml:space="preserve">roughly 21 MB per study with the brain pages. Production has ~200 GB on a separate data disk: 1,000 studies use about 21 GB of it. Cascades are written next to the uploaded EDF, so this assumes the upload folder is on that disk — the watchdog’s </w:t>
+      </w:r>
+      <w:r>
+        <w:rPr>
+          <w:rFonts w:ascii="Consolas" w:hAnsi="Consolas"/>
+          <w:sz w:val="20"/>
+        </w:rPr>
+        <w:t>GB free</w:t>
+      </w:r>
+      <w:r>
+        <w:t xml:space="preserve"> figure shows which drive is in use. It warns below 10 GB.</w:t>
       </w:r>
     </w:p>
     <w:p>
@@ -568,6 +605,102 @@
                 <w:rFonts w:ascii="Consolas" w:hAnsi="Consolas"/>
                 <w:sz w:val="19"/>
               </w:rPr>
+              <w:t>process\brain_render.py</w:t>
+            </w:r>
+          </w:p>
+        </w:tc>
+        <w:tc>
+          <w:tcPr>
+            <w:tcW w:type="dxa" w:w="2448"/>
+          </w:tcPr>
+          <w:p>
+            <w:pPr>
+              <w:spacing w:after="0"/>
+            </w:pPr>
+            <w:r/>
+            <w:r>
+              <w:t>project\process\</w:t>
+            </w:r>
+          </w:p>
+        </w:tc>
+        <w:tc>
+          <w:tcPr>
+            <w:tcW w:type="dxa" w:w="3024"/>
+          </w:tcPr>
+          <w:p>
+            <w:pPr>
+              <w:spacing w:after="0"/>
+            </w:pPr>
+            <w:r/>
+            <w:r>
+              <w:t>new — brain pages, no OpenGL</w:t>
+            </w:r>
+          </w:p>
+        </w:tc>
+      </w:tr>
+      <w:tr>
+        <w:tc>
+          <w:tcPr>
+            <w:tcW w:type="dxa" w:w="3888"/>
+          </w:tcPr>
+          <w:p>
+            <w:pPr>
+              <w:spacing w:after="0"/>
+            </w:pPr>
+            <w:r/>
+            <w:r>
+              <w:rPr>
+                <w:rFonts w:ascii="Consolas" w:hAnsi="Consolas"/>
+                <w:sz w:val="19"/>
+              </w:rPr>
+              <w:t>mne_data\  (whole folder)</w:t>
+            </w:r>
+          </w:p>
+        </w:tc>
+        <w:tc>
+          <w:tcPr>
+            <w:tcW w:type="dxa" w:w="2448"/>
+          </w:tcPr>
+          <w:p>
+            <w:pPr>
+              <w:spacing w:after="0"/>
+            </w:pPr>
+            <w:r/>
+            <w:r>
+              <w:t>project folder (next to module7.py)</w:t>
+            </w:r>
+          </w:p>
+        </w:tc>
+        <w:tc>
+          <w:tcPr>
+            <w:tcW w:type="dxa" w:w="3024"/>
+          </w:tcPr>
+          <w:p>
+            <w:pPr>
+              <w:spacing w:after="0"/>
+            </w:pPr>
+            <w:r/>
+            <w:r>
+              <w:t>brain surfaces, ~25 MB; merge</w:t>
+            </w:r>
+          </w:p>
+        </w:tc>
+      </w:tr>
+      <w:tr>
+        <w:tc>
+          <w:tcPr>
+            <w:tcW w:type="dxa" w:w="3888"/>
+          </w:tcPr>
+          <w:p>
+            <w:pPr>
+              <w:spacing w:after="0"/>
+            </w:pPr>
+            <w:r/>
+            <w:r>
+              <w:rPr>
+                <w:rFonts w:ascii="Consolas" w:hAnsi="Consolas"/>
+                <w:sz w:val="19"/>
+              </w:rPr>
               <w:t>run_cascade.py</w:t>
             </w:r>
           </w:p>
@@ -682,11 +815,6 @@
       </w:r>
       <w:r>
         <w:t>.</w:t>
-      </w:r>
-    </w:p>
-    <w:p>
-      <w:r>
-        <w:br w:type="page"/>
       </w:r>
     </w:p>
     <w:p>
@@ -915,6 +1043,67 @@
           <w:rFonts w:ascii="Consolas" w:hAnsi="Consolas"/>
           <w:sz w:val="20"/>
         </w:rPr>
+        <w:t>staged\process\brain_render.py</w:t>
+      </w:r>
+      <w:r>
+        <w:t xml:space="preserve"> into the project’s </w:t>
+      </w:r>
+      <w:r>
+        <w:rPr>
+          <w:rFonts w:ascii="Consolas" w:hAnsi="Consolas"/>
+          <w:sz w:val="20"/>
+        </w:rPr>
+        <w:t>process\</w:t>
+      </w:r>
+      <w:r>
+        <w:t xml:space="preserve"> folder.</w:t>
+      </w:r>
+    </w:p>
+    <w:p>
+      <w:pPr>
+        <w:pStyle w:val="ListBullet"/>
+        <w:keepNext w:val="0"/>
+        <w:spacing w:after="60"/>
+        <w:ind w:left="360"/>
+      </w:pPr>
+      <w:r>
+        <w:t xml:space="preserve">Copy the </w:t>
+      </w:r>
+      <w:r>
+        <w:rPr>
+          <w:rFonts w:ascii="Consolas" w:hAnsi="Consolas"/>
+          <w:sz w:val="20"/>
+        </w:rPr>
+        <w:t>staged\mne_data</w:t>
+      </w:r>
+      <w:r>
+        <w:t xml:space="preserve"> folder into the project folder. If the project already has one, let it merge and say </w:t>
+      </w:r>
+      <w:r>
+        <w:rPr>
+          <w:b/>
+        </w:rPr>
+        <w:t>Yes</w:t>
+      </w:r>
+      <w:r>
+        <w:t xml:space="preserve"> to overwrite — the six surface files are identical to the ones already there.</w:t>
+      </w:r>
+    </w:p>
+    <w:p>
+      <w:pPr>
+        <w:pStyle w:val="ListBullet"/>
+        <w:keepNext w:val="0"/>
+        <w:spacing w:after="60"/>
+        <w:ind w:left="360"/>
+      </w:pPr>
+      <w:r>
+        <w:t xml:space="preserve">Copy </w:t>
+      </w:r>
+      <w:r>
+        <w:rPr>
+          <w:rFonts w:ascii="Consolas" w:hAnsi="Consolas"/>
+          <w:sz w:val="20"/>
+        </w:rPr>
         <w:t>run_cascade.py</w:t>
       </w:r>
       <w:r>
@@ -1002,7 +1191,7 @@
                 <w:rFonts w:ascii="Consolas" w:hAnsi="Consolas"/>
                 <w:sz w:val="20"/>
               </w:rPr>
-              <w:t>set CLEANEEG_NO_BRAIN=1</w:t>
+              <w:t>set CLEANEEG_NO_BRAIN=0</w:t>
             </w:r>
           </w:p>
         </w:tc>
@@ -1019,16 +1208,26 @@
         <w:spacing w:after="120"/>
       </w:pPr>
       <w:r>
-        <w:t xml:space="preserve">That switches off the 3D source-localization pages. </w:t>
+        <w:t xml:space="preserve">That makes sure the brain pages are </w:t>
       </w:r>
       <w:r>
         <w:rPr>
           <w:b/>
         </w:rPr>
-        <w:t>The servers need it</w:t>
+        <w:t>on</w:t>
       </w:r>
       <w:r>
-        <w:t xml:space="preserve"> — those pages render through VTK, which needs OpenGL 3.2+, and the AWS machines have no graphics card. VTK does not report an error; it kills the process. Do not set it on a workstation that has a real graphics card.</w:t>
+        <w:t xml:space="preserve">. An earlier version of these steps set </w:t>
+      </w:r>
+      <w:r>
+        <w:rPr>
+          <w:rFonts w:ascii="Consolas" w:hAnsi="Consolas"/>
+          <w:sz w:val="20"/>
+        </w:rPr>
+        <w:t>CLEANEEG_NO_BRAIN=1</w:t>
+      </w:r>
+      <w:r>
+        <w:t xml:space="preserve"> on the servers because the old brain pages needed OpenGL. They no longer do, so the variable must be 0 or unset.</w:t>
       </w:r>
     </w:p>
     <w:p>
@@ -1177,7 +1376,7 @@
         <w:spacing w:after="160"/>
       </w:pPr>
       <w:r>
-        <w:t xml:space="preserve">Once a study has processed cleanly, make the variable permanent from an elevated prompt: </w:t>
+        <w:t xml:space="preserve">If you ran </w:t>
       </w:r>
       <w:r>
         <w:rPr>
@@ -1185,6 +1384,16 @@
           <w:sz w:val="20"/>
         </w:rPr>
         <w:t>setx CLEANEEG_NO_BRAIN 1 /M</w:t>
+      </w:r>
+      <w:r>
+        <w:t xml:space="preserve"> on this server before, undo it from an elevated prompt: </w:t>
+      </w:r>
+      <w:r>
+        <w:rPr>
+          <w:rFonts w:ascii="Consolas" w:hAnsi="Consolas"/>
+          <w:sz w:val="20"/>
+        </w:rPr>
+        <w:t>setx CLEANEEG_NO_BRAIN 0 /M</w:t>
       </w:r>
       <w:r>
         <w:t>.</w:t>
@@ -1245,18 +1454,6 @@
                 <w:sz w:val="20"/>
               </w:rPr>
               <w:t xml:space="preserve">  PANEL in 6s  rc=0</w:t>
-            </w:r>
-          </w:p>
-          <w:p>
-            <w:pPr>
-              <w:spacing w:after="0"/>
-            </w:pPr>
-            <w:r>
-              <w:rPr>
-                <w:rFonts w:ascii="Consolas" w:hAnsi="Consolas"/>
-                <w:sz w:val="20"/>
-              </w:rPr>
-              <w:t>[CLEANEEG_NO_BRAIN set: skipping 3D source-localization pages]</w:t>
             </w:r>
           </w:p>
           <w:p>
@@ -1587,6 +1784,68 @@
           </w:tcPr>
           <w:p>
             <w:pPr>
+              <w:keepNext/>
+              <w:jc w:val="center"/>
+            </w:pPr>
+            <w:r/>
+            <w:r>
+              <w:rPr>
+                <w:sz w:val="28"/>
+              </w:rPr>
+              <w:t>☐</w:t>
+            </w:r>
+          </w:p>
+        </w:tc>
+        <w:tc>
+          <w:tcPr>
+            <w:tcW w:type="dxa" w:w="720"/>
+          </w:tcPr>
+          <w:p>
+            <w:pPr>
+              <w:keepNext/>
+              <w:jc w:val="center"/>
+            </w:pPr>
+            <w:r/>
+            <w:r>
+              <w:rPr>
+                <w:sz w:val="28"/>
+              </w:rPr>
+              <w:t>☐</w:t>
+            </w:r>
+          </w:p>
+        </w:tc>
+        <w:tc>
+          <w:tcPr>
+            <w:tcW w:type="dxa" w:w="7920"/>
+          </w:tcPr>
+          <w:p>
+            <w:pPr>
+              <w:keepNext/>
+              <w:spacing w:after="0"/>
+            </w:pPr>
+            <w:r/>
+            <w:r>
+              <w:t xml:space="preserve">After each component page there is a </w:t>
+            </w:r>
+            <w:r>
+              <w:rPr>
+                <w:b/>
+              </w:rPr>
+              <w:t>brain page</w:t>
+            </w:r>
+            <w:r>
+              <w:t>: shaded cortex from six sides with the source in red–yellow, plus three slices.</w:t>
+            </w:r>
+          </w:p>
+        </w:tc>
+      </w:tr>
+      <w:tr>
+        <w:tc>
+          <w:tcPr>
+            <w:tcW w:type="dxa" w:w="720"/>
+          </w:tcPr>
+          <w:p>
+            <w:pPr>
               <w:jc w:val="center"/>
             </w:pPr>
             <w:r/>
@@ -1733,7 +1992,27 @@
         <w:t>files\</w:t>
       </w:r>
       <w:r>
-        <w:t>.</w:t>
+        <w:t xml:space="preserve">. The new </w:t>
+      </w:r>
+      <w:r>
+        <w:rPr>
+          <w:rFonts w:ascii="Consolas" w:hAnsi="Consolas"/>
+          <w:sz w:val="20"/>
+        </w:rPr>
+        <w:t>brain_render.py</w:t>
+      </w:r>
+      <w:r>
+        <w:t xml:space="preserve"> and </w:t>
+      </w:r>
+      <w:r>
+        <w:rPr>
+          <w:rFonts w:ascii="Consolas" w:hAnsi="Consolas"/>
+          <w:sz w:val="20"/>
+        </w:rPr>
+        <w:t>mne_data</w:t>
+      </w:r>
+      <w:r>
+        <w:t xml:space="preserve"> can stay; nothing else uses them.</w:t>
       </w:r>
     </w:p>
     <w:p>
@@ -1909,7 +2188,7 @@
         <w:t xml:space="preserve">Longer documents: </w:t>
       </w:r>
       <w:r>
-        <w:t>README.md explains each change; MESA_OPENGL.md covers getting the 3D brain pages working on a server if you ever want them there.</w:t>
+        <w:t>README.md explains each change. MESA_OPENGL.md is out of date: the brain pages no longer need OpenGL.</w:t>
       </w:r>
     </w:p>
     <w:sectPr>
@@ -1935,7 +2214,7 @@
         <w:color w:val="808080"/>
         <w:sz w:val="16"/>
       </w:rPr>
-      <w:t>deploy\server-2026-09\Quick Steps  —  built from production source, verified 2026-09-24</w:t>
+      <w:t>deploy\server-2026-09\Quick Steps  —  built from production source, verified 2026-09-29</w:t>
     </w:r>
   </w:p>
 </w:ftr>

--- a/deploy/server-2026-09/Quick Steps - Server Update 2026-09.docx
+++ b/deploy/server-2026-09/Quick Steps - Server Update 2026-09.docx
@@ -605,6 +605,54 @@
                 <w:rFonts w:ascii="Consolas" w:hAnsi="Consolas"/>
                 <w:sz w:val="19"/>
               </w:rPr>
+              <w:t>files\deidentify.py</w:t>
+            </w:r>
+          </w:p>
+        </w:tc>
+        <w:tc>
+          <w:tcPr>
+            <w:tcW w:type="dxa" w:w="2448"/>
+          </w:tcPr>
+          <w:p>
+            <w:pPr>
+              <w:spacing w:after="0"/>
+            </w:pPr>
+            <w:r/>
+            <w:r>
+              <w:t>project\files\</w:t>
+            </w:r>
+          </w:p>
+        </w:tc>
+        <w:tc>
+          <w:tcPr>
+            <w:tcW w:type="dxa" w:w="3024"/>
+          </w:tcPr>
+          <w:p>
+            <w:pPr>
+              <w:spacing w:after="0"/>
+            </w:pPr>
+            <w:r/>
+            <w:r>
+              <w:t>new — masks names on cascade pages</w:t>
+            </w:r>
+          </w:p>
+        </w:tc>
+      </w:tr>
+      <w:tr>
+        <w:tc>
+          <w:tcPr>
+            <w:tcW w:type="dxa" w:w="3888"/>
+          </w:tcPr>
+          <w:p>
+            <w:pPr>
+              <w:spacing w:after="0"/>
+            </w:pPr>
+            <w:r/>
+            <w:r>
+              <w:rPr>
+                <w:rFonts w:ascii="Consolas" w:hAnsi="Consolas"/>
+                <w:sz w:val="19"/>
+              </w:rPr>
               <w:t>process\brain_render.py</w:t>
             </w:r>
           </w:p>
@@ -986,7 +1034,7 @@
         <w:ind w:left="360"/>
       </w:pPr>
       <w:r>
-        <w:t xml:space="preserve">Copy the six </w:t>
+        <w:t xml:space="preserve">Copy the seven </w:t>
       </w:r>
       <w:r>
         <w:rPr>

--- a/deploy/server-2026-09/Quick Steps - Server Update 2026-09.docx
+++ b/deploy/server-2026-09/Quick Steps - Server Update 2026-09.docx
@@ -51,7 +51,7 @@
         <w:t>two passes</w:t>
       </w:r>
       <w:r>
-        <w:t>: the brain panel is written first, in seconds, and the image cascade follows over the next few minutes. The panel reaches the practitioner straight away, and a cascade failure can no longer destroy it.</w:t>
+        <w:t>: the brain panel is written first, within minutes, and the image cascade follows. The panel reaches the practitioner without waiting for the cascade, and a cascade failure can no longer destroy it.</w:t>
       </w:r>
     </w:p>
     <w:p>
@@ -557,6 +557,54 @@
                 <w:rFonts w:ascii="Consolas" w:hAnsi="Consolas"/>
                 <w:sz w:val="19"/>
               </w:rPr>
+              <w:t>files\color_strip.py</w:t>
+            </w:r>
+          </w:p>
+        </w:tc>
+        <w:tc>
+          <w:tcPr>
+            <w:tcW w:type="dxa" w:w="2448"/>
+          </w:tcPr>
+          <w:p>
+            <w:pPr>
+              <w:spacing w:after="0"/>
+            </w:pPr>
+            <w:r/>
+            <w:r>
+              <w:t>project\files\</w:t>
+            </w:r>
+          </w:p>
+        </w:tc>
+        <w:tc>
+          <w:tcPr>
+            <w:tcW w:type="dxa" w:w="3024"/>
+          </w:tcPr>
+          <w:p>
+            <w:pPr>
+              <w:spacing w:after="0"/>
+            </w:pPr>
+            <w:r/>
+            <w:r>
+              <w:t>new — faster component pages; the two above need it</w:t>
+            </w:r>
+          </w:p>
+        </w:tc>
+      </w:tr>
+      <w:tr>
+        <w:tc>
+          <w:tcPr>
+            <w:tcW w:type="dxa" w:w="3888"/>
+          </w:tcPr>
+          <w:p>
+            <w:pPr>
+              <w:spacing w:after="0"/>
+            </w:pPr>
+            <w:r/>
+            <w:r>
+              <w:rPr>
+                <w:rFonts w:ascii="Consolas" w:hAnsi="Consolas"/>
+                <w:sz w:val="19"/>
+              </w:rPr>
               <w:t>files\create_report_pdf.py</w:t>
             </w:r>
           </w:p>
@@ -682,6 +730,54 @@
             <w:r/>
             <w:r>
               <w:t>new — brain pages, no OpenGL</w:t>
+            </w:r>
+          </w:p>
+        </w:tc>
+      </w:tr>
+      <w:tr>
+        <w:tc>
+          <w:tcPr>
+            <w:tcW w:type="dxa" w:w="3888"/>
+          </w:tcPr>
+          <w:p>
+            <w:pPr>
+              <w:spacing w:after="0"/>
+            </w:pPr>
+            <w:r/>
+            <w:r>
+              <w:rPr>
+                <w:rFonts w:ascii="Consolas" w:hAnsi="Consolas"/>
+                <w:sz w:val="19"/>
+              </w:rPr>
+              <w:t>process\offscreen_tk.py</w:t>
+            </w:r>
+          </w:p>
+        </w:tc>
+        <w:tc>
+          <w:tcPr>
+            <w:tcW w:type="dxa" w:w="2448"/>
+          </w:tcPr>
+          <w:p>
+            <w:pPr>
+              <w:spacing w:after="0"/>
+            </w:pPr>
+            <w:r/>
+            <w:r>
+              <w:t>project\process\</w:t>
+            </w:r>
+          </w:p>
+        </w:tc>
+        <w:tc>
+          <w:tcPr>
+            <w:tcW w:type="dxa" w:w="3024"/>
+          </w:tcPr>
+          <w:p>
+            <w:pPr>
+              <w:spacing w:after="0"/>
+            </w:pPr>
+            <w:r/>
+            <w:r>
+              <w:t>new — component pages without the screen</w:t>
             </w:r>
           </w:p>
         </w:tc>
@@ -1034,7 +1130,7 @@
         <w:ind w:left="360"/>
       </w:pPr>
       <w:r>
-        <w:t xml:space="preserve">Copy the seven </w:t>
+        <w:t xml:space="preserve">Copy the eight </w:t>
       </w:r>
       <w:r>
         <w:rPr>
@@ -1073,7 +1169,37 @@
         <w:t>Yes</w:t>
       </w:r>
       <w:r>
-        <w:t xml:space="preserve"> to overwrite.</w:t>
+        <w:t xml:space="preserve"> to overwrite. Two are new: </w:t>
+      </w:r>
+      <w:r>
+        <w:rPr>
+          <w:rFonts w:ascii="Consolas" w:hAnsi="Consolas"/>
+          <w:sz w:val="20"/>
+        </w:rPr>
+        <w:t>deidentify.py</w:t>
+      </w:r>
+      <w:r>
+        <w:t xml:space="preserve"> and </w:t>
+      </w:r>
+      <w:r>
+        <w:rPr>
+          <w:rFonts w:ascii="Consolas" w:hAnsi="Consolas"/>
+          <w:sz w:val="20"/>
+        </w:rPr>
+        <w:t>color_strip.py</w:t>
+      </w:r>
+      <w:r>
+        <w:t xml:space="preserve"> — without </w:t>
+      </w:r>
+      <w:r>
+        <w:rPr>
+          <w:rFonts w:ascii="Consolas" w:hAnsi="Consolas"/>
+          <w:sz w:val="20"/>
+        </w:rPr>
+        <w:t>color_strip.py</w:t>
+      </w:r>
+      <w:r>
+        <w:t xml:space="preserve"> the cascade cannot start.</w:t>
       </w:r>
     </w:p>
     <w:p>
@@ -1084,17 +1210,37 @@
         <w:ind w:left="360"/>
       </w:pPr>
       <w:r>
-        <w:t xml:space="preserve">Copy </w:t>
+        <w:t xml:space="preserve">Copy both files from </w:t>
       </w:r>
       <w:r>
         <w:rPr>
           <w:rFonts w:ascii="Consolas" w:hAnsi="Consolas"/>
           <w:sz w:val="20"/>
         </w:rPr>
-        <w:t>staged\process\brain_render.py</w:t>
+        <w:t>staged\process\</w:t>
       </w:r>
       <w:r>
-        <w:t xml:space="preserve"> into the project’s </w:t>
+        <w:t xml:space="preserve"> (</w:t>
+      </w:r>
+      <w:r>
+        <w:rPr>
+          <w:rFonts w:ascii="Consolas" w:hAnsi="Consolas"/>
+          <w:sz w:val="20"/>
+        </w:rPr>
+        <w:t>brain_render.py</w:t>
+      </w:r>
+      <w:r>
+        <w:t xml:space="preserve">, </w:t>
+      </w:r>
+      <w:r>
+        <w:rPr>
+          <w:rFonts w:ascii="Consolas" w:hAnsi="Consolas"/>
+          <w:sz w:val="20"/>
+        </w:rPr>
+        <w:t>offscreen_tk.py</w:t>
+      </w:r>
+      <w:r>
+        <w:t xml:space="preserve">) into the project’s </w:t>
       </w:r>
       <w:r>
         <w:rPr>
@@ -1242,6 +1388,18 @@
               <w:t>set CLEANEEG_NO_BRAIN=0</w:t>
             </w:r>
           </w:p>
+          <w:p>
+            <w:pPr>
+              <w:spacing w:after="0"/>
+            </w:pPr>
+            <w:r>
+              <w:rPr>
+                <w:rFonts w:ascii="Consolas" w:hAnsi="Consolas"/>
+                <w:sz w:val="20"/>
+              </w:rPr>
+              <w:t>set CLEANEEG_OFFSCREEN=1</w:t>
+            </w:r>
+          </w:p>
         </w:tc>
       </w:tr>
     </w:tbl>
@@ -1253,10 +1411,10 @@
     <w:p>
       <w:pPr>
         <w:keepNext w:val="0"/>
-        <w:spacing w:after="120"/>
+        <w:spacing w:after="80"/>
       </w:pPr>
       <w:r>
-        <w:t xml:space="preserve">That makes sure the brain pages are </w:t>
+        <w:t xml:space="preserve">The first line makes sure the brain pages are </w:t>
       </w:r>
       <w:r>
         <w:rPr>
@@ -1276,6 +1434,21 @@
       </w:r>
       <w:r>
         <w:t xml:space="preserve"> on the servers because the old brain pages needed OpenGL. They no longer do, so the variable must be 0 or unset.</w:t>
+      </w:r>
+    </w:p>
+    <w:p>
+      <w:pPr>
+        <w:keepNext w:val="0"/>
+        <w:spacing w:after="120"/>
+      </w:pPr>
+      <w:r>
+        <w:rPr>
+          <w:b/>
+        </w:rPr>
+        <w:t xml:space="preserve">The second line is required. </w:t>
+      </w:r>
+      <w:r>
+        <w:t>It draws the component pages in memory. Without it the cascade photographs the desktop, so a disconnected Remote Desktop session, a lock screen or a sleeping display gives black or wrong pages with no error. Both lines cover this console window only — start the watchdog from the same window.</w:t>
       </w:r>
     </w:p>
     <w:p>
@@ -1461,7 +1634,17 @@
         <w:spacing w:after="80"/>
       </w:pPr>
       <w:r>
-        <w:t>The panel appears within seconds; the cascade follows. The console shows:</w:t>
+        <w:t xml:space="preserve">The panel comes first; the cascade follows. Panels and cascades run side by side, so a new panel never waits behind an earlier cascade. The console (and </w:t>
+      </w:r>
+      <w:r>
+        <w:rPr>
+          <w:rFonts w:ascii="Consolas" w:hAnsi="Consolas"/>
+          <w:sz w:val="20"/>
+        </w:rPr>
+        <w:t>logs\watchdog-YYYY-MM-DD.log</w:t>
+      </w:r>
+      <w:r>
+        <w:t>) shows something like:</w:t>
       </w:r>
     </w:p>
     <w:tbl>
@@ -1489,7 +1672,7 @@
                 <w:rFonts w:ascii="Consolas" w:hAnsi="Consolas"/>
                 <w:sz w:val="20"/>
               </w:rPr>
-              <w:t>PROCESSING: ...  (queue depth 0, N GB free)</w:t>
+              <w:t>14:02:11  QUEUED (created): ...\study.edf</w:t>
             </w:r>
           </w:p>
           <w:p>
@@ -1501,7 +1684,7 @@
                 <w:rFonts w:ascii="Consolas" w:hAnsi="Consolas"/>
                 <w:sz w:val="20"/>
               </w:rPr>
-              <w:t xml:space="preserve">  PANEL in 6s  rc=0</w:t>
+              <w:t>14:02:17  PANEL START: ...\study.edf  (panels waiting 0, ...)</w:t>
             </w:r>
           </w:p>
           <w:p>
@@ -1513,7 +1696,7 @@
                 <w:rFonts w:ascii="Consolas" w:hAnsi="Consolas"/>
                 <w:sz w:val="20"/>
               </w:rPr>
-              <w:t>CASCADE OK: ...imagecascade.pdf</w:t>
+              <w:t xml:space="preserve">    P| [offscreen] ON - component page composited with Agg, ...</w:t>
             </w:r>
           </w:p>
           <w:p>
@@ -1525,7 +1708,7 @@
                 <w:rFonts w:ascii="Consolas" w:hAnsi="Consolas"/>
                 <w:sz w:val="20"/>
               </w:rPr>
-              <w:t xml:space="preserve">  CASCADE in 66s  rc=0</w:t>
+              <w:t>14:06:39    PANEL in 262s  rc=0  ...</w:t>
             </w:r>
           </w:p>
           <w:p>
@@ -1537,7 +1720,43 @@
                 <w:rFonts w:ascii="Consolas" w:hAnsi="Consolas"/>
                 <w:sz w:val="20"/>
               </w:rPr>
-              <w:t xml:space="preserve">  DONE in 73s  ...</w:t>
+              <w:t>14:06:39  CASCADE START: ...\study.edf  (cascades waiting 0)</w:t>
+            </w:r>
+          </w:p>
+          <w:p>
+            <w:pPr>
+              <w:spacing w:after="0"/>
+            </w:pPr>
+            <w:r>
+              <w:rPr>
+                <w:rFonts w:ascii="Consolas" w:hAnsi="Consolas"/>
+                <w:sz w:val="20"/>
+              </w:rPr>
+              <w:t xml:space="preserve">    C| [offscreen] ON - component page composited with Agg, ...</w:t>
+            </w:r>
+          </w:p>
+          <w:p>
+            <w:pPr>
+              <w:spacing w:after="0"/>
+            </w:pPr>
+            <w:r>
+              <w:rPr>
+                <w:rFonts w:ascii="Consolas" w:hAnsi="Consolas"/>
+                <w:sz w:val="20"/>
+              </w:rPr>
+              <w:t xml:space="preserve">    C| CASCADE OK: ...\study.imagecascade.pdf (30961075 bytes)</w:t>
+            </w:r>
+          </w:p>
+          <w:p>
+            <w:pPr>
+              <w:spacing w:after="0"/>
+            </w:pPr>
+            <w:r>
+              <w:rPr>
+                <w:rFonts w:ascii="Consolas" w:hAnsi="Consolas"/>
+                <w:sz w:val="20"/>
+              </w:rPr>
+              <w:t>15:29:43    CASCADE in 4984s  rc=0  ...</w:t>
             </w:r>
           </w:p>
         </w:tc>
@@ -1550,11 +1769,79 @@
     </w:p>
     <w:p>
       <w:pPr>
+        <w:keepNext w:val="0"/>
+        <w:spacing w:after="80"/>
+      </w:pPr>
+      <w:r>
+        <w:rPr>
+          <w:rFonts w:ascii="Consolas" w:hAnsi="Consolas"/>
+          <w:sz w:val="20"/>
+        </w:rPr>
+        <w:t>P|</w:t>
+      </w:r>
+      <w:r>
+        <w:t xml:space="preserve"> lines come from the panel pass, </w:t>
+      </w:r>
+      <w:r>
+        <w:rPr>
+          <w:rFonts w:ascii="Consolas" w:hAnsi="Consolas"/>
+          <w:sz w:val="20"/>
+        </w:rPr>
+        <w:t>C|</w:t>
+      </w:r>
+      <w:r>
+        <w:t xml:space="preserve"> from the cascade pass. </w:t>
+      </w:r>
+      <w:r>
+        <w:rPr>
+          <w:b/>
+        </w:rPr>
+        <w:t xml:space="preserve">Check for </w:t>
+      </w:r>
+      <w:r>
+        <w:rPr>
+          <w:rFonts w:ascii="Consolas" w:hAnsi="Consolas"/>
+          <w:sz w:val="20"/>
+        </w:rPr>
+        <w:t>[offscreen] ON</w:t>
+      </w:r>
+      <w:r>
+        <w:rPr>
+          <w:b/>
+        </w:rPr>
+        <w:t>.</w:t>
+      </w:r>
+      <w:r>
+        <w:t xml:space="preserve"> If it says </w:t>
+      </w:r>
+      <w:r>
+        <w:rPr>
+          <w:rFonts w:ascii="Consolas" w:hAnsi="Consolas"/>
+          <w:sz w:val="20"/>
+        </w:rPr>
+        <w:t>OFF</w:t>
+      </w:r>
+      <w:r>
+        <w:t xml:space="preserve">, Ctrl-C, run </w:t>
+      </w:r>
+      <w:r>
+        <w:rPr>
+          <w:rFonts w:ascii="Consolas" w:hAnsi="Consolas"/>
+          <w:sz w:val="20"/>
+        </w:rPr>
+        <w:t>set CLEANEEG_OFFSCREEN=1</w:t>
+      </w:r>
+      <w:r>
+        <w:t xml:space="preserve"> in that window and start the watchdog again.</w:t>
+      </w:r>
+    </w:p>
+    <w:p>
+      <w:pPr>
         <w:keepNext/>
         <w:spacing w:after="80"/>
       </w:pPr>
       <w:r>
-        <w:t>Those timings are a short sample recording. A full-length study takes longer — the panel still in seconds, the cascade in minutes. Then check the files next to the EDF:</w:t>
+        <w:t>Those timings are from the development server before the October 2026 speed-up: panel 2–5 minutes, cascade about 80 minutes for a 10-minute recording. Each cascade component is now roughly 4× faster. Then check the files next to the EDF:</w:t>
       </w:r>
     </w:p>
     <w:tbl>
@@ -2168,7 +2455,7 @@
         <w:t xml:space="preserve">Why the watchdog changes: </w:t>
       </w:r>
       <w:r>
-        <w:t>the old one starts a new process for every upload with no limit. Two cascades rendering at once each capture the other’s window, and the result is wrong with no error. The new one runs one study at a time, waits for an upload to finish writing, and kills anything past 25 minutes.</w:t>
+        <w:t>the old one starts a new process for every upload with no limit. The new one waits for an upload to finish writing, ignores duplicate events for the same file, runs panels alongside cascades but cascades one at a time, and kills a panel past 10 minutes or a cascade past 4 hours.</w:t>
       </w:r>
     </w:p>
     <w:p>
@@ -2182,27 +2469,20 @@
         <w:rPr>
           <w:b/>
         </w:rPr>
-        <w:t xml:space="preserve">Development server only: </w:t>
+        <w:t xml:space="preserve">Screen: </w:t>
       </w:r>
       <w:r>
-        <w:t>its screen is live only while you are connected. Stay connected while a cascade renders. Production is unaffected — its session is held by the console logged in from dev.</w:t>
+        <w:t xml:space="preserve">with </w:t>
       </w:r>
-    </w:p>
-    <w:p>
-      <w:pPr>
-        <w:pStyle w:val="ListBullet"/>
-        <w:keepNext w:val="0"/>
-        <w:spacing w:after="60"/>
-        <w:ind w:left="360"/>
-      </w:pPr>
       <w:r>
         <w:rPr>
-          <w:b/>
+          <w:rFonts w:ascii="Consolas" w:hAnsi="Consolas"/>
+          <w:sz w:val="20"/>
         </w:rPr>
-        <w:t xml:space="preserve">Screen saver / lock screen: </w:t>
+        <w:t>CLEANEEG_OFFSCREEN=1</w:t>
       </w:r>
       <w:r>
-        <w:t>keep both off on any machine rendering cascades. A lock screen firing mid-render produces black pages.</w:t>
+        <w:t xml:space="preserve"> the cascade never reads the screen, so disconnecting from the server, a lock screen or a screen saver does not affect it. Without the variable all three produce black or wrong pages.</w:t>
       </w:r>
     </w:p>
     <w:p>

--- a/deploy/server-2026-09/Quick Steps - Server Update 2026-09.docx
+++ b/deploy/server-2026-09/Quick Steps - Server Update 2026-09.docx
@@ -1837,6 +1837,62 @@
     </w:p>
     <w:p>
       <w:pPr>
+        <w:keepNext w:val="0"/>
+        <w:spacing w:after="80"/>
+      </w:pPr>
+      <w:r>
+        <w:rPr>
+          <w:b/>
+        </w:rPr>
+        <w:t xml:space="preserve">Copy log text from </w:t>
+      </w:r>
+      <w:r>
+        <w:rPr>
+          <w:rFonts w:ascii="Consolas" w:hAnsi="Consolas"/>
+          <w:sz w:val="20"/>
+        </w:rPr>
+        <w:t>logs\watchdog-*.log</w:t>
+      </w:r>
+      <w:r>
+        <w:rPr>
+          <w:b/>
+        </w:rPr>
+        <w:t xml:space="preserve">, not from the console. </w:t>
+      </w:r>
+      <w:r>
+        <w:t xml:space="preserve">Selecting text in a Windows console pauses all output to it, and that pause freezes the running panel or cascade until the selection is cleared — no error, no new files. The watchdog now switches this off for its own window and prints </w:t>
+      </w:r>
+      <w:r>
+        <w:rPr>
+          <w:rFonts w:ascii="Consolas" w:hAnsi="Consolas"/>
+          <w:sz w:val="20"/>
+        </w:rPr>
+        <w:t>console QuickEdit: OFF</w:t>
+      </w:r>
+      <w:r>
+        <w:t xml:space="preserve">. If a run ever stalls and the window title starts with </w:t>
+      </w:r>
+      <w:r>
+        <w:rPr>
+          <w:b/>
+        </w:rPr>
+        <w:t>Select</w:t>
+      </w:r>
+      <w:r>
+        <w:t xml:space="preserve">, press </w:t>
+      </w:r>
+      <w:r>
+        <w:rPr>
+          <w:b/>
+        </w:rPr>
+        <w:t>Esc</w:t>
+      </w:r>
+      <w:r>
+        <w:t>.</w:t>
+      </w:r>
+    </w:p>
+    <w:p>
+      <w:pPr>
         <w:keepNext/>
         <w:spacing w:after="80"/>
       </w:pPr>

--- a/deploy/server-2026-09/Quick Steps - Server Update 2026-09.docx
+++ b/deploy/server-2026-09/Quick Steps - Server Update 2026-09.docx
@@ -926,6 +926,54 @@
           </w:p>
         </w:tc>
       </w:tr>
+      <w:tr>
+        <w:tc>
+          <w:tcPr>
+            <w:tcW w:type="dxa" w:w="3888"/>
+          </w:tcPr>
+          <w:p>
+            <w:pPr>
+              <w:spacing w:after="0"/>
+            </w:pPr>
+            <w:r/>
+            <w:r>
+              <w:rPr>
+                <w:rFonts w:ascii="Consolas" w:hAnsi="Consolas"/>
+                <w:sz w:val="19"/>
+              </w:rPr>
+              <w:t>staged-optional\process\detect_artifact.py</w:t>
+            </w:r>
+          </w:p>
+        </w:tc>
+        <w:tc>
+          <w:tcPr>
+            <w:tcW w:type="dxa" w:w="2448"/>
+          </w:tcPr>
+          <w:p>
+            <w:pPr>
+              <w:spacing w:after="0"/>
+            </w:pPr>
+            <w:r/>
+            <w:r>
+              <w:t>project\process\</w:t>
+            </w:r>
+          </w:p>
+        </w:tc>
+        <w:tc>
+          <w:tcPr>
+            <w:tcW w:type="dxa" w:w="3024"/>
+          </w:tcPr>
+          <w:p>
+            <w:pPr>
+              <w:spacing w:after="0"/>
+            </w:pPr>
+            <w:r/>
+            <w:r>
+              <w:t>quieter panel log; metrics unchanged</w:t>
+            </w:r>
+          </w:p>
+        </w:tc>
+      </w:tr>
     </w:tbl>
     <w:p>
       <w:pPr>
@@ -986,7 +1034,7 @@
         <w:pStyle w:val="Heading2"/>
       </w:pPr>
       <w:r>
-        <w:t>1.  Back up the six files being replaced</w:t>
+        <w:t>1.  Back up the seven files being replaced</w:t>
       </w:r>
     </w:p>
     <w:p>
@@ -1113,6 +1161,25 @@
       <w:pPr>
         <w:spacing w:after="40"/>
       </w:pPr>
+    </w:p>
+    <w:p>
+      <w:pPr>
+        <w:keepNext w:val="0"/>
+        <w:spacing w:after="120"/>
+      </w:pPr>
+      <w:r>
+        <w:t xml:space="preserve">Also copy </w:t>
+      </w:r>
+      <w:r>
+        <w:rPr>
+          <w:rFonts w:ascii="Consolas" w:hAnsi="Consolas"/>
+          <w:sz w:val="20"/>
+        </w:rPr>
+        <w:t>process\detect_artifact.py</w:t>
+      </w:r>
+      <w:r>
+        <w:t xml:space="preserve"> into the same backup folder.</w:t>
+      </w:r>
     </w:p>
     <w:p>
       <w:pPr>
@@ -1251,6 +1318,46 @@
       </w:r>
       <w:r>
         <w:t xml:space="preserve"> folder.</w:t>
+      </w:r>
+    </w:p>
+    <w:p>
+      <w:pPr>
+        <w:pStyle w:val="ListBullet"/>
+        <w:keepNext w:val="0"/>
+        <w:spacing w:after="60"/>
+        <w:ind w:left="360"/>
+      </w:pPr>
+      <w:r>
+        <w:t xml:space="preserve">Copy </w:t>
+      </w:r>
+      <w:r>
+        <w:rPr>
+          <w:rFonts w:ascii="Consolas" w:hAnsi="Consolas"/>
+          <w:sz w:val="20"/>
+        </w:rPr>
+        <w:t>staged-optional\process\detect_artifact.py</w:t>
+      </w:r>
+      <w:r>
+        <w:t xml:space="preserve"> into the project’s </w:t>
+      </w:r>
+      <w:r>
+        <w:rPr>
+          <w:rFonts w:ascii="Consolas" w:hAnsi="Consolas"/>
+          <w:sz w:val="20"/>
+        </w:rPr>
+        <w:t>process\</w:t>
+      </w:r>
+      <w:r>
+        <w:t xml:space="preserve"> folder too, and say </w:t>
+      </w:r>
+      <w:r>
+        <w:rPr>
+          <w:b/>
+        </w:rPr>
+        <w:t>Yes</w:t>
+      </w:r>
+      <w:r>
+        <w:t xml:space="preserve"> to overwrite. It silences the alpha debug prints that flood the panel log; all 48 metrics were verified identical.</w:t>
       </w:r>
     </w:p>
     <w:p>
@@ -2310,17 +2417,17 @@
         <w:t>tens of thousands</w:t>
       </w:r>
       <w:r>
-        <w:t xml:space="preserve">: that server has numpy 2.x. Also paste </w:t>
+        <w:t xml:space="preserve">: that server has numpy 2.x and </w:t>
       </w:r>
       <w:r>
         <w:rPr>
           <w:rFonts w:ascii="Consolas" w:hAnsi="Consolas"/>
           <w:sz w:val="20"/>
         </w:rPr>
-        <w:t>staged-optional\process\detect_artifact.py</w:t>
+        <w:t>detect_artifact.py</w:t>
       </w:r>
       <w:r>
-        <w:t xml:space="preserve"> into the project’s </w:t>
+        <w:t xml:space="preserve"> from step 2 did not land in </w:t>
       </w:r>
       <w:r>
         <w:rPr>
@@ -2330,7 +2437,7 @@
         <w:t>process\</w:t>
       </w:r>
       <w:r>
-        <w:t xml:space="preserve"> folder and re-run the study. One-time check per server.</w:t>
+        <w:t>. Copy it and re-run the study.</w:t>
       </w:r>
     </w:p>
     <w:p>
@@ -2363,7 +2470,7 @@
         <w:spacing w:after="80"/>
       </w:pPr>
       <w:r>
-        <w:t xml:space="preserve">Copy the six files from </w:t>
+        <w:t xml:space="preserve">Copy the files from </w:t>
       </w:r>
       <w:r>
         <w:rPr>
@@ -2373,7 +2480,27 @@
         <w:t>backup-2026-09</w:t>
       </w:r>
       <w:r>
-        <w:t xml:space="preserve"> back into </w:t>
+        <w:t xml:space="preserve"> back: </w:t>
+      </w:r>
+      <w:r>
+        <w:rPr>
+          <w:rFonts w:ascii="Consolas" w:hAnsi="Consolas"/>
+          <w:sz w:val="20"/>
+        </w:rPr>
+        <w:t>detect_artifact.py</w:t>
+      </w:r>
+      <w:r>
+        <w:t xml:space="preserve"> into </w:t>
+      </w:r>
+      <w:r>
+        <w:rPr>
+          <w:rFonts w:ascii="Consolas" w:hAnsi="Consolas"/>
+          <w:sz w:val="20"/>
+        </w:rPr>
+        <w:t>process\</w:t>
+      </w:r>
+      <w:r>
+        <w:t xml:space="preserve">, the other six into </w:t>
       </w:r>
       <w:r>
         <w:rPr>

--- a/deploy/server-2026-09/Quick Steps - Server Update 2026-09.docx
+++ b/deploy/server-2026-09/Quick Steps - Server Update 2026-09.docx
@@ -1967,7 +1967,7 @@
         <w:t xml:space="preserve">, not from the console. </w:t>
       </w:r>
       <w:r>
-        <w:t xml:space="preserve">Selecting text in a Windows console pauses all output to it, and that pause freezes the running panel or cascade until the selection is cleared — no error, no new files. The watchdog now switches this off for its own window and prints </w:t>
+        <w:t xml:space="preserve">Selecting text in a Windows console pauses all output to it, and that pause freezes the running panel or cascade until the selection is cleared — no error, no new files. The watchdog now switches this off for its own window (it prints </w:t>
       </w:r>
       <w:r>
         <w:rPr>
@@ -1977,7 +1977,16 @@
         <w:t>console QuickEdit: OFF</w:t>
       </w:r>
       <w:r>
-        <w:t xml:space="preserve">. If a run ever stalls and the window title starts with </w:t>
+        <w:t xml:space="preserve">) and writes to the console from a separate thread, so even a Ctrl+A selection only pauses the window: the study keeps running and the log keeps every line. Clear a selection with </w:t>
+      </w:r>
+      <w:r>
+        <w:rPr>
+          <w:b/>
+        </w:rPr>
+        <w:t>Esc</w:t>
+      </w:r>
+      <w:r>
+        <w:t xml:space="preserve"> (title starts with </w:t>
       </w:r>
       <w:r>
         <w:rPr>
@@ -1986,16 +1995,7 @@
         <w:t>Select</w:t>
       </w:r>
       <w:r>
-        <w:t xml:space="preserve">, press </w:t>
-      </w:r>
-      <w:r>
-        <w:rPr>
-          <w:b/>
-        </w:rPr>
-        <w:t>Esc</w:t>
-      </w:r>
-      <w:r>
-        <w:t>.</w:t>
+        <w:t>). Never press Ctrl+C there with nothing selected — it stops the watchdog and the running study.</w:t>
       </w:r>
     </w:p>
     <w:p>

--- a/deploy/server-2026-09/Quick Steps - Server Update 2026-09.docx
+++ b/deploy/server-2026-09/Quick Steps - Server Update 2026-09.docx
@@ -1659,6 +1659,61 @@
     </w:p>
     <w:p>
       <w:pPr>
+        <w:keepNext/>
+        <w:spacing w:after="40"/>
+      </w:pPr>
+      <w:r>
+        <w:t xml:space="preserve">If the window answers </w:t>
+      </w:r>
+      <w:r>
+        <w:rPr>
+          <w:rFonts w:ascii="Consolas" w:hAnsi="Consolas"/>
+          <w:sz w:val="20"/>
+        </w:rPr>
+        <w:t>'py' is not recognized</w:t>
+      </w:r>
+      <w:r>
+        <w:t xml:space="preserve"> (production has no py launcher), run the same Python by its full path instead — on production:</w:t>
+      </w:r>
+    </w:p>
+    <w:tbl>
+      <w:tblPr>
+        <w:tblW w:type="auto" w:w="0"/>
+        <w:jc w:val="center"/>
+        <w:tblLook w:firstColumn="1" w:firstRow="1" w:lastColumn="0" w:lastRow="0" w:noHBand="0" w:noVBand="1" w:val="04A0"/>
+      </w:tblPr>
+      <w:tblGrid>
+        <w:gridCol w:w="9360"/>
+      </w:tblGrid>
+      <w:tr>
+        <w:tc>
+          <w:tcPr>
+            <w:tcW w:type="dxa" w:w="9360"/>
+            <w:shd w:val="clear" w:color="auto" w:fill="F2F2F2"/>
+          </w:tcPr>
+          <w:p>
+            <w:pPr>
+              <w:spacing w:after="0"/>
+            </w:pPr>
+            <w:r/>
+            <w:r>
+              <w:rPr>
+                <w:rFonts w:ascii="Consolas" w:hAnsi="Consolas"/>
+                <w:sz w:val="20"/>
+              </w:rPr>
+              <w:t>c:\users\tcollura\appdata\local\programs\python\python312\python tomwatchdog_serialized.py</w:t>
+            </w:r>
+          </w:p>
+        </w:tc>
+      </w:tr>
+    </w:tbl>
+    <w:p>
+      <w:pPr>
+        <w:spacing w:after="40"/>
+      </w:pPr>
+    </w:p>
+    <w:p>
+      <w:pPr>
         <w:keepNext w:val="0"/>
         <w:spacing w:after="80"/>
       </w:pPr>
@@ -2725,7 +2780,7 @@
         <w:color w:val="808080"/>
         <w:sz w:val="16"/>
       </w:rPr>
-      <w:t>deploy\server-2026-09\Quick Steps  —  built from production source, verified 2026-09-29</w:t>
+      <w:t>deploy\server-2026-09\Quick Steps  —  built from production source, deployed to production 2026-10-08</w:t>
     </w:r>
   </w:p>
 </w:ftr>
